--- a/templates/working/Договор_риэлтерских_услуг.docx
+++ b/templates/working/Договор_риэлтерских_услуг.docx
@@ -1,6 +1,6 @@
 
 <file path=word/document.xml><?xml version="1.0" encoding="utf-8"?>
-<w:document xmlns:wpc="http://schemas.microsoft.com/office/word/2010/wordprocessingCanvas" xmlns:cx="http://schemas.microsoft.com/office/drawing/2014/chartex" xmlns:cx1="http://schemas.microsoft.com/office/drawing/2015/9/8/chartex" xmlns:cx2="http://schemas.microsoft.com/office/drawing/2015/10/21/chartex" xmlns:cx3="http://schemas.microsoft.com/office/drawing/2016/5/9/chartex" xmlns:cx4="http://schemas.microsoft.com/office/drawing/2016/5/10/chartex" xmlns:cx5="http://schemas.microsoft.com/office/drawing/2016/5/11/chartex" xmlns:cx6="http://schemas.microsoft.com/office/drawing/2016/5/12/chartex" xmlns:cx7="http://schemas.microsoft.com/office/drawing/2016/5/13/chartex" xmlns:cx8="http://schemas.microsoft.com/office/drawing/2016/5/14/chartex" xmlns:mc="http://schemas.openxmlformats.org/markup-compatibility/2006" xmlns:aink="http://schemas.microsoft.com/office/drawing/2016/ink" xmlns:am3d="http://schemas.microsoft.com/office/drawing/2017/model3d" xmlns:o="urn:schemas-microsoft-com:office:office" xmlns:oel="http://schemas.microsoft.com/office/2019/extlst" xmlns:r="http://schemas.openxmlformats.org/officeDocument/2006/relationships" xmlns:m="http://schemas.openxmlformats.org/officeDocument/2006/math" xmlns:v="urn:schemas-microsoft-com:vml" xmlns:wp14="http://schemas.microsoft.com/office/word/2010/wordprocessingDrawing" xmlns:wp="http://schemas.openxmlformats.org/drawingml/2006/wordprocessingDrawing" xmlns:w10="urn:schemas-microsoft-com:office:word" xmlns:w="http://schemas.openxmlformats.org/wordprocessingml/2006/main" xmlns:w14="http://schemas.microsoft.com/office/word/2010/wordml" xmlns:w15="http://schemas.microsoft.com/office/word/2012/wordml" xmlns:w16cei="http://schemas.microsoft.com/office/word/2026/wordml/cei" xmlns:w16cex="http://schemas.microsoft.com/office/word/2018/wordml/cex" xmlns:w16cid="http://schemas.microsoft.com/office/word/2016/wordml/cid" xmlns:w16="http://schemas.microsoft.com/office/word/2018/wordml" xmlns:w16du="http://schemas.microsoft.com/office/word/2023/wordml/word16du" xmlns:w16sdtdh="http://schemas.microsoft.com/office/word/2020/wordml/sdtdatahash" xmlns:w16sdtfl="http://schemas.microsoft.com/office/word/2024/wordml/sdtformatlock" xmlns:w16se="http://schemas.microsoft.com/office/word/2015/wordml/symex" xmlns:wpg="http://schemas.microsoft.com/office/word/2010/wordprocessingGroup" xmlns:wpi="http://schemas.microsoft.com/office/word/2010/wordprocessingInk" xmlns:wne="http://schemas.microsoft.com/office/word/2006/wordml" xmlns:wps="http://schemas.microsoft.com/office/word/2010/wordprocessingShape" mc:Ignorable="w14 w15 w16se w16cid w16 w16cex w16sdtdh w16sdtfl w16du wp14">
+<w:document xmlns:wpc="http://schemas.microsoft.com/office/word/2010/wordprocessingCanvas" xmlns:cx="http://schemas.microsoft.com/office/drawing/2014/chartex" xmlns:cx1="http://schemas.microsoft.com/office/drawing/2015/9/8/chartex" xmlns:cx2="http://schemas.microsoft.com/office/drawing/2015/10/21/chartex" xmlns:cx3="http://schemas.microsoft.com/office/drawing/2016/5/9/chartex" xmlns:cx4="http://schemas.microsoft.com/office/drawing/2016/5/10/chartex" xmlns:cx5="http://schemas.microsoft.com/office/drawing/2016/5/11/chartex" xmlns:cx6="http://schemas.microsoft.com/office/drawing/2016/5/12/chartex" xmlns:cx7="http://schemas.microsoft.com/office/drawing/2016/5/13/chartex" xmlns:cx8="http://schemas.microsoft.com/office/drawing/2016/5/14/chartex" xmlns:mc="http://schemas.openxmlformats.org/markup-compatibility/2006" xmlns:aink="http://schemas.microsoft.com/office/drawing/2016/ink" xmlns:am3d="http://schemas.microsoft.com/office/drawing/2017/model3d" xmlns:o="urn:schemas-microsoft-com:office:office" xmlns:oel="http://schemas.microsoft.com/office/2019/extlst" xmlns:r="http://schemas.openxmlformats.org/officeDocument/2006/relationships" xmlns:m="http://schemas.openxmlformats.org/officeDocument/2006/math" xmlns:v="urn:schemas-microsoft-com:vml" xmlns:wp14="http://schemas.microsoft.com/office/word/2010/wordprocessingDrawing" xmlns:wp="http://schemas.openxmlformats.org/drawingml/2006/wordprocessingDrawing" xmlns:w10="urn:schemas-microsoft-com:office:word" xmlns:w="http://schemas.openxmlformats.org/wordprocessingml/2006/main" xmlns:w14="http://schemas.microsoft.com/office/word/2010/wordml" xmlns:w15="http://schemas.microsoft.com/office/word/2012/wordml" xmlns:w16cex="http://schemas.microsoft.com/office/word/2018/wordml/cex" xmlns:w16cid="http://schemas.microsoft.com/office/word/2016/wordml/cid" xmlns:w16="http://schemas.microsoft.com/office/word/2018/wordml" xmlns:w16du="http://schemas.microsoft.com/office/word/2023/wordml/word16du" xmlns:w16sdtdh="http://schemas.microsoft.com/office/word/2020/wordml/sdtdatahash" xmlns:w16sdtfl="http://schemas.microsoft.com/office/word/2024/wordml/sdtformatlock" xmlns:w16se="http://schemas.microsoft.com/office/word/2015/wordml/symex" xmlns:wpg="http://schemas.microsoft.com/office/word/2010/wordprocessingGroup" xmlns:wpi="http://schemas.microsoft.com/office/word/2010/wordprocessingInk" xmlns:wne="http://schemas.microsoft.com/office/word/2006/wordml" xmlns:wps="http://schemas.microsoft.com/office/word/2010/wordprocessingShape" mc:Ignorable="w14 w15 w16se w16cid w16 w16cex w16sdtdh w16sdtfl w16du wp14">
   <w:body>
     <w:p>
       <w:pPr>
@@ -25,7 +25,31 @@
           <w:szCs w:val="24"/>
           <w:lang w:eastAsia="ru-RU"/>
         </w:rPr>
-        <w:t>ДОГОВОР №{{deal.contractNumber}}</w:t>
+        <w:t>ДОГОВОР №{{</w:t>
+      </w:r>
+      <w:proofErr w:type="spellStart"/>
+      <w:proofErr w:type="gramStart"/>
+      <w:r>
+        <w:rPr>
+          <w:rFonts w:ascii="Times New Roman" w:eastAsia="Times New Roman" w:hAnsi="Times New Roman"/>
+          <w:b/>
+          <w:sz w:val="24"/>
+          <w:szCs w:val="24"/>
+          <w:lang w:eastAsia="ru-RU"/>
+        </w:rPr>
+        <w:t>deal.contractNumber</w:t>
+      </w:r>
+      <w:proofErr w:type="spellEnd"/>
+      <w:proofErr w:type="gramEnd"/>
+      <w:r>
+        <w:rPr>
+          <w:rFonts w:ascii="Times New Roman" w:eastAsia="Times New Roman" w:hAnsi="Times New Roman"/>
+          <w:b/>
+          <w:sz w:val="24"/>
+          <w:szCs w:val="24"/>
+          <w:lang w:eastAsia="ru-RU"/>
+        </w:rPr>
+        <w:t>}}</w:t>
       </w:r>
     </w:p>
     <w:p>
@@ -94,15 +118,68 @@
         </w:rPr>
       </w:pPr>
       <w:bookmarkStart w:id="0" w:name="_Hlk225346991"/>
-      <w:r>
-        <w:rPr>
-          <w:rFonts w:ascii="Times New Roman" w:eastAsia="Times New Roman" w:hAnsi="Times New Roman"/>
-          <w:sz w:val="24"/>
-          <w:szCs w:val="24"/>
-          <w:lang w:eastAsia="ru-RU"/>
-        </w:rPr>
-        <w:t>г.Лида                                                                                                                                          {{deal.date}}г.</w:t>
-      </w:r>
+      <w:proofErr w:type="spellStart"/>
+      <w:r>
+        <w:rPr>
+          <w:rFonts w:ascii="Times New Roman" w:eastAsia="Times New Roman" w:hAnsi="Times New Roman"/>
+          <w:sz w:val="24"/>
+          <w:szCs w:val="24"/>
+          <w:lang w:eastAsia="ru-RU"/>
+        </w:rPr>
+        <w:t>г.Лида</w:t>
+      </w:r>
+      <w:proofErr w:type="spellEnd"/>
+      <w:r>
+        <w:rPr>
+          <w:rFonts w:ascii="Times New Roman" w:eastAsia="Times New Roman" w:hAnsi="Times New Roman"/>
+          <w:sz w:val="24"/>
+          <w:szCs w:val="24"/>
+          <w:lang w:eastAsia="ru-RU"/>
+        </w:rPr>
+        <w:t xml:space="preserve">                                                                                                                                       </w:t>
+      </w:r>
+      <w:proofErr w:type="gramStart"/>
+      <w:r>
+        <w:rPr>
+          <w:rFonts w:ascii="Times New Roman" w:eastAsia="Times New Roman" w:hAnsi="Times New Roman"/>
+          <w:sz w:val="24"/>
+          <w:szCs w:val="24"/>
+          <w:lang w:eastAsia="ru-RU"/>
+        </w:rPr>
+        <w:t xml:space="preserve">   {</w:t>
+      </w:r>
+      <w:proofErr w:type="gramEnd"/>
+      <w:r>
+        <w:rPr>
+          <w:rFonts w:ascii="Times New Roman" w:eastAsia="Times New Roman" w:hAnsi="Times New Roman"/>
+          <w:sz w:val="24"/>
+          <w:szCs w:val="24"/>
+          <w:lang w:eastAsia="ru-RU"/>
+        </w:rPr>
+        <w:t>{</w:t>
+      </w:r>
+      <w:proofErr w:type="spellStart"/>
+      <w:proofErr w:type="gramStart"/>
+      <w:r>
+        <w:rPr>
+          <w:rFonts w:ascii="Times New Roman" w:eastAsia="Times New Roman" w:hAnsi="Times New Roman"/>
+          <w:sz w:val="24"/>
+          <w:szCs w:val="24"/>
+          <w:lang w:eastAsia="ru-RU"/>
+        </w:rPr>
+        <w:t>deal.date</w:t>
+      </w:r>
+      <w:proofErr w:type="spellEnd"/>
+      <w:r>
+        <w:rPr>
+          <w:rFonts w:ascii="Times New Roman" w:eastAsia="Times New Roman" w:hAnsi="Times New Roman"/>
+          <w:sz w:val="24"/>
+          <w:szCs w:val="24"/>
+          <w:lang w:eastAsia="ru-RU"/>
+        </w:rPr>
+        <w:t>}}г.</w:t>
+      </w:r>
+      <w:proofErr w:type="gramEnd"/>
     </w:p>
     <w:p>
       <w:pPr>
@@ -285,7 +362,51 @@
           <w:szCs w:val="24"/>
           <w:lang w:eastAsia="ru-RU"/>
         </w:rPr>
-        <w:t>1.1.  Предметом настоящего договора является оказание Исполнителем Потребителю риэлтерских      услуг    по содействию в продаже   принадлежащего     Потребителю     на      праве собственности объекта недвижимого имущества (далее – риэлтерские услуги), представляющего собой "{{property.type}}", расположенный по адресу {{property.address}}.</w:t>
+        <w:t>1.1.  Предметом настоящего договора является оказание Исполнителем Потребителю риэлтерских      услуг    по содействию в продаже   принадлежащего     Потребителю     на      праве собственности объекта недвижимого имущества (далее – риэлтерские услуги), представляющего собой "{{</w:t>
+      </w:r>
+      <w:proofErr w:type="spellStart"/>
+      <w:proofErr w:type="gramStart"/>
+      <w:r>
+        <w:rPr>
+          <w:rFonts w:ascii="Times New Roman" w:eastAsia="Times New Roman" w:hAnsi="Times New Roman"/>
+          <w:sz w:val="24"/>
+          <w:szCs w:val="24"/>
+          <w:lang w:eastAsia="ru-RU"/>
+        </w:rPr>
+        <w:t>property.type</w:t>
+      </w:r>
+      <w:proofErr w:type="spellEnd"/>
+      <w:proofErr w:type="gramEnd"/>
+      <w:r>
+        <w:rPr>
+          <w:rFonts w:ascii="Times New Roman" w:eastAsia="Times New Roman" w:hAnsi="Times New Roman"/>
+          <w:sz w:val="24"/>
+          <w:szCs w:val="24"/>
+          <w:lang w:eastAsia="ru-RU"/>
+        </w:rPr>
+        <w:t>}}", расположенный по адресу {{</w:t>
+      </w:r>
+      <w:proofErr w:type="spellStart"/>
+      <w:proofErr w:type="gramStart"/>
+      <w:r>
+        <w:rPr>
+          <w:rFonts w:ascii="Times New Roman" w:eastAsia="Times New Roman" w:hAnsi="Times New Roman"/>
+          <w:sz w:val="24"/>
+          <w:szCs w:val="24"/>
+          <w:lang w:eastAsia="ru-RU"/>
+        </w:rPr>
+        <w:t>property.address</w:t>
+      </w:r>
+      <w:proofErr w:type="spellEnd"/>
+      <w:proofErr w:type="gramEnd"/>
+      <w:r>
+        <w:rPr>
+          <w:rFonts w:ascii="Times New Roman" w:eastAsia="Times New Roman" w:hAnsi="Times New Roman"/>
+          <w:sz w:val="24"/>
+          <w:szCs w:val="24"/>
+          <w:lang w:eastAsia="ru-RU"/>
+        </w:rPr>
+        <w:t>}}.</w:t>
       </w:r>
     </w:p>
     <w:p>
@@ -324,7 +445,25 @@
           <w:sz w:val="24"/>
           <w:szCs w:val="24"/>
         </w:rPr>
-        <w:t xml:space="preserve"> комнат - {{property.rooms}}; общая площадь - {{</w:t>
+        <w:t xml:space="preserve"> комнат - {{</w:t>
+      </w:r>
+      <w:proofErr w:type="spellStart"/>
+      <w:r>
+        <w:rPr>
+          <w:rFonts w:ascii="Times New Roman" w:hAnsi="Times New Roman"/>
+          <w:sz w:val="24"/>
+          <w:szCs w:val="24"/>
+        </w:rPr>
+        <w:t>property.rooms</w:t>
+      </w:r>
+      <w:proofErr w:type="spellEnd"/>
+      <w:r>
+        <w:rPr>
+          <w:rFonts w:ascii="Times New Roman" w:hAnsi="Times New Roman"/>
+          <w:sz w:val="24"/>
+          <w:szCs w:val="24"/>
+        </w:rPr>
+        <w:t>}}; общая площадь - {{</w:t>
       </w:r>
       <w:r>
         <w:rPr>
@@ -343,6 +482,7 @@
         </w:rPr>
         <w:t>.</w:t>
       </w:r>
+      <w:proofErr w:type="spellStart"/>
       <w:r>
         <w:rPr>
           <w:rFonts w:ascii="Times New Roman" w:hAnsi="Times New Roman"/>
@@ -352,6 +492,7 @@
         </w:rPr>
         <w:t>areaTotal</w:t>
       </w:r>
+      <w:proofErr w:type="spellEnd"/>
       <w:r>
         <w:rPr>
           <w:rFonts w:ascii="Times New Roman" w:hAnsi="Times New Roman"/>
@@ -375,7 +516,41 @@
           <w:sz w:val="24"/>
           <w:szCs w:val="24"/>
         </w:rPr>
-        <w:t>.areaLiving}} м²</w:t>
+        <w:t>.</w:t>
+      </w:r>
+      <w:proofErr w:type="spellStart"/>
+      <w:r>
+        <w:rPr>
+          <w:rFonts w:ascii="Times New Roman" w:hAnsi="Times New Roman"/>
+          <w:sz w:val="24"/>
+          <w:szCs w:val="24"/>
+        </w:rPr>
+        <w:t>areaLiving</w:t>
+      </w:r>
+      <w:proofErr w:type="spellEnd"/>
+      <w:r>
+        <w:rPr>
+          <w:rFonts w:ascii="Times New Roman" w:hAnsi="Times New Roman"/>
+          <w:sz w:val="24"/>
+          <w:szCs w:val="24"/>
+        </w:rPr>
+        <w:t>}} м²</w:t>
+      </w:r>
+      <w:r>
+        <w:rPr>
+          <w:rFonts w:ascii="Times New Roman" w:hAnsi="Times New Roman"/>
+          <w:sz w:val="24"/>
+          <w:szCs w:val="24"/>
+        </w:rPr>
+        <w:t>;</w:t>
+      </w:r>
+      <w:r>
+        <w:rPr>
+          <w:rFonts w:ascii="Times New Roman" w:hAnsi="Times New Roman"/>
+          <w:sz w:val="24"/>
+          <w:szCs w:val="24"/>
+        </w:rPr>
+        <w:t xml:space="preserve"> этаж/этажность - {{</w:t>
       </w:r>
       <w:r>
         <w:rPr>
@@ -384,15 +559,33 @@
           <w:szCs w:val="24"/>
           <w:lang w:val="en-US"/>
         </w:rPr>
-        <w:t>;</w:t>
-      </w:r>
-      <w:r>
-        <w:rPr>
-          <w:rFonts w:ascii="Times New Roman" w:hAnsi="Times New Roman"/>
-          <w:sz w:val="24"/>
-          <w:szCs w:val="24"/>
-        </w:rPr>
-        <w:t xml:space="preserve"> этаж/этажность - {{</w:t>
+        <w:t>property</w:t>
+      </w:r>
+      <w:r>
+        <w:rPr>
+          <w:rFonts w:ascii="Times New Roman" w:hAnsi="Times New Roman"/>
+          <w:sz w:val="24"/>
+          <w:szCs w:val="24"/>
+        </w:rPr>
+        <w:t>.</w:t>
+      </w:r>
+      <w:proofErr w:type="spellStart"/>
+      <w:r>
+        <w:rPr>
+          <w:rFonts w:ascii="Times New Roman" w:hAnsi="Times New Roman"/>
+          <w:sz w:val="24"/>
+          <w:szCs w:val="24"/>
+        </w:rPr>
+        <w:t>floor</w:t>
+      </w:r>
+      <w:proofErr w:type="spellEnd"/>
+      <w:r>
+        <w:rPr>
+          <w:rFonts w:ascii="Times New Roman" w:hAnsi="Times New Roman"/>
+          <w:sz w:val="24"/>
+          <w:szCs w:val="24"/>
+        </w:rPr>
+        <w:t>}}/{{</w:t>
       </w:r>
       <w:r>
         <w:rPr>
@@ -409,7 +602,25 @@
           <w:sz w:val="24"/>
           <w:szCs w:val="24"/>
         </w:rPr>
-        <w:t>.floor}}/{{</w:t>
+        <w:t>.</w:t>
+      </w:r>
+      <w:proofErr w:type="spellStart"/>
+      <w:r>
+        <w:rPr>
+          <w:rFonts w:ascii="Times New Roman" w:hAnsi="Times New Roman"/>
+          <w:sz w:val="24"/>
+          <w:szCs w:val="24"/>
+        </w:rPr>
+        <w:t>floors</w:t>
+      </w:r>
+      <w:proofErr w:type="spellEnd"/>
+      <w:r>
+        <w:rPr>
+          <w:rFonts w:ascii="Times New Roman" w:hAnsi="Times New Roman"/>
+          <w:sz w:val="24"/>
+          <w:szCs w:val="24"/>
+        </w:rPr>
+        <w:t>}}; материал стен - {{</w:t>
       </w:r>
       <w:r>
         <w:rPr>
@@ -426,7 +637,25 @@
           <w:sz w:val="24"/>
           <w:szCs w:val="24"/>
         </w:rPr>
-        <w:t>.floors}}; материал стен - {{</w:t>
+        <w:t>.</w:t>
+      </w:r>
+      <w:proofErr w:type="spellStart"/>
+      <w:r>
+        <w:rPr>
+          <w:rFonts w:ascii="Times New Roman" w:hAnsi="Times New Roman"/>
+          <w:sz w:val="24"/>
+          <w:szCs w:val="24"/>
+        </w:rPr>
+        <w:t>wallMaterial</w:t>
+      </w:r>
+      <w:proofErr w:type="spellEnd"/>
+      <w:r>
+        <w:rPr>
+          <w:rFonts w:ascii="Times New Roman" w:hAnsi="Times New Roman"/>
+          <w:sz w:val="24"/>
+          <w:szCs w:val="24"/>
+        </w:rPr>
+        <w:t>}}; год постройки - {{</w:t>
       </w:r>
       <w:r>
         <w:rPr>
@@ -443,7 +672,25 @@
           <w:sz w:val="24"/>
           <w:szCs w:val="24"/>
         </w:rPr>
-        <w:t>.wallMaterial}}; год постройки - {{</w:t>
+        <w:t>.</w:t>
+      </w:r>
+      <w:proofErr w:type="spellStart"/>
+      <w:r>
+        <w:rPr>
+          <w:rFonts w:ascii="Times New Roman" w:hAnsi="Times New Roman"/>
+          <w:sz w:val="24"/>
+          <w:szCs w:val="24"/>
+        </w:rPr>
+        <w:t>yearBuilt</w:t>
+      </w:r>
+      <w:proofErr w:type="spellEnd"/>
+      <w:r>
+        <w:rPr>
+          <w:rFonts w:ascii="Times New Roman" w:hAnsi="Times New Roman"/>
+          <w:sz w:val="24"/>
+          <w:szCs w:val="24"/>
+        </w:rPr>
+        <w:t>}}; {{#property.isApartment}}инвентарный номер - {{</w:t>
       </w:r>
       <w:r>
         <w:rPr>
@@ -460,8 +707,9 @@
           <w:sz w:val="24"/>
           <w:szCs w:val="24"/>
         </w:rPr>
-        <w:t>.yearBuilt}}; {{#property.isApartment}}инвентарный номер - {{</w:t>
-      </w:r>
+        <w:t>.</w:t>
+      </w:r>
+      <w:proofErr w:type="spellStart"/>
       <w:r>
         <w:rPr>
           <w:rFonts w:ascii="Times New Roman" w:hAnsi="Times New Roman"/>
@@ -469,6 +717,59 @@
           <w:szCs w:val="24"/>
           <w:lang w:val="en-US"/>
         </w:rPr>
+        <w:t>inventoryNumber</w:t>
+      </w:r>
+      <w:proofErr w:type="spellEnd"/>
+      <w:r>
+        <w:rPr>
+          <w:rFonts w:ascii="Times New Roman" w:hAnsi="Times New Roman"/>
+          <w:sz w:val="24"/>
+          <w:szCs w:val="24"/>
+        </w:rPr>
+        <w:t>}} {{/</w:t>
+      </w:r>
+      <w:proofErr w:type="spellStart"/>
+      <w:r>
+        <w:rPr>
+          <w:rFonts w:ascii="Times New Roman" w:hAnsi="Times New Roman"/>
+          <w:sz w:val="24"/>
+          <w:szCs w:val="24"/>
+        </w:rPr>
+        <w:t>property.isApartment</w:t>
+      </w:r>
+      <w:proofErr w:type="spellEnd"/>
+      <w:r>
+        <w:rPr>
+          <w:rFonts w:ascii="Times New Roman" w:hAnsi="Times New Roman"/>
+          <w:sz w:val="24"/>
+          <w:szCs w:val="24"/>
+        </w:rPr>
+        <w:t>}}{</w:t>
+      </w:r>
+      <w:r>
+        <w:rPr>
+          <w:rFonts w:ascii="Times New Roman" w:hAnsi="Times New Roman"/>
+          <w:sz w:val="24"/>
+          <w:szCs w:val="24"/>
+          <w:lang w:val="ru-BY"/>
+        </w:rPr>
+        <w:t xml:space="preserve">{#property.isHouse}}кадастровый </w:t>
+      </w:r>
+      <w:r>
+        <w:rPr>
+          <w:rFonts w:ascii="Times New Roman" w:hAnsi="Times New Roman"/>
+          <w:sz w:val="24"/>
+          <w:szCs w:val="24"/>
+        </w:rPr>
+        <w:t>номер – {{</w:t>
+      </w:r>
+      <w:r>
+        <w:rPr>
+          <w:rFonts w:ascii="Times New Roman" w:hAnsi="Times New Roman"/>
+          <w:sz w:val="24"/>
+          <w:szCs w:val="24"/>
+          <w:lang w:val="en-US"/>
+        </w:rPr>
         <w:t>property</w:t>
       </w:r>
       <w:r>
@@ -479,6 +780,24 @@
         </w:rPr>
         <w:t>.</w:t>
       </w:r>
+      <w:proofErr w:type="spellStart"/>
+      <w:r>
+        <w:rPr>
+          <w:rFonts w:ascii="Times New Roman" w:hAnsi="Times New Roman"/>
+          <w:sz w:val="24"/>
+          <w:szCs w:val="24"/>
+        </w:rPr>
+        <w:t>cadastre</w:t>
+      </w:r>
+      <w:proofErr w:type="spellEnd"/>
+      <w:r>
+        <w:rPr>
+          <w:rFonts w:ascii="Times New Roman" w:hAnsi="Times New Roman"/>
+          <w:sz w:val="24"/>
+          <w:szCs w:val="24"/>
+        </w:rPr>
+        <w:t>}}; площадь земельного участка – {{</w:t>
+      </w:r>
       <w:r>
         <w:rPr>
           <w:rFonts w:ascii="Times New Roman" w:hAnsi="Times New Roman"/>
@@ -486,15 +805,78 @@
           <w:szCs w:val="24"/>
           <w:lang w:val="en-US"/>
         </w:rPr>
-        <w:t>inventoryNumber</w:t>
-      </w:r>
-      <w:r>
-        <w:rPr>
-          <w:rFonts w:ascii="Times New Roman" w:hAnsi="Times New Roman"/>
-          <w:sz w:val="24"/>
-          <w:szCs w:val="24"/>
-        </w:rPr>
-        <w:t>}} {{/property.isApartment}}{</w:t>
+        <w:t>property</w:t>
+      </w:r>
+      <w:r>
+        <w:rPr>
+          <w:rFonts w:ascii="Times New Roman" w:hAnsi="Times New Roman"/>
+          <w:sz w:val="24"/>
+          <w:szCs w:val="24"/>
+        </w:rPr>
+        <w:t>.</w:t>
+      </w:r>
+      <w:r>
+        <w:rPr>
+          <w:rFonts w:ascii="Times New Roman" w:hAnsi="Times New Roman"/>
+          <w:sz w:val="24"/>
+          <w:szCs w:val="24"/>
+          <w:lang w:val="en-US"/>
+        </w:rPr>
+        <w:t>l</w:t>
+      </w:r>
+      <w:proofErr w:type="spellStart"/>
+      <w:r>
+        <w:rPr>
+          <w:rFonts w:ascii="Times New Roman" w:hAnsi="Times New Roman"/>
+          <w:sz w:val="24"/>
+          <w:szCs w:val="24"/>
+        </w:rPr>
+        <w:t>andArea</w:t>
+      </w:r>
+      <w:proofErr w:type="spellEnd"/>
+      <w:r>
+        <w:rPr>
+          <w:rFonts w:ascii="Times New Roman" w:hAnsi="Times New Roman"/>
+          <w:sz w:val="24"/>
+          <w:szCs w:val="24"/>
+        </w:rPr>
+        <w:t>}} га; форма собственности – {{</w:t>
+      </w:r>
+      <w:r>
+        <w:rPr>
+          <w:rFonts w:ascii="Times New Roman" w:hAnsi="Times New Roman"/>
+          <w:sz w:val="24"/>
+          <w:szCs w:val="24"/>
+          <w:lang w:val="en-US"/>
+        </w:rPr>
+        <w:t>property</w:t>
+      </w:r>
+      <w:r>
+        <w:rPr>
+          <w:rFonts w:ascii="Times New Roman" w:hAnsi="Times New Roman"/>
+          <w:sz w:val="24"/>
+          <w:szCs w:val="24"/>
+        </w:rPr>
+        <w:t>.</w:t>
+      </w:r>
+      <w:proofErr w:type="spellStart"/>
+      <w:r>
+        <w:rPr>
+          <w:rFonts w:ascii="Times New Roman" w:hAnsi="Times New Roman"/>
+          <w:sz w:val="24"/>
+          <w:szCs w:val="24"/>
+          <w:lang w:val="en-US"/>
+        </w:rPr>
+        <w:t>ownershipForm</w:t>
+      </w:r>
+      <w:proofErr w:type="spellEnd"/>
+      <w:r>
+        <w:rPr>
+          <w:rFonts w:ascii="Times New Roman" w:hAnsi="Times New Roman"/>
+          <w:sz w:val="24"/>
+          <w:szCs w:val="24"/>
+        </w:rPr>
+        <w:t>}}</w:t>
       </w:r>
       <w:r>
         <w:rPr>
@@ -503,101 +885,9 @@
           <w:szCs w:val="24"/>
           <w:lang w:val="ru-BY"/>
         </w:rPr>
-        <w:t xml:space="preserve">{#property.isHouse}}кадастровый </w:t>
-      </w:r>
-      <w:r>
-        <w:rPr>
-          <w:rFonts w:ascii="Times New Roman" w:hAnsi="Times New Roman"/>
-          <w:sz w:val="24"/>
-          <w:szCs w:val="24"/>
-        </w:rPr>
-        <w:t>номер – {{</w:t>
-      </w:r>
-      <w:r>
-        <w:rPr>
-          <w:rFonts w:ascii="Times New Roman" w:hAnsi="Times New Roman"/>
-          <w:sz w:val="24"/>
-          <w:szCs w:val="24"/>
-          <w:lang w:val="en-US"/>
-        </w:rPr>
-        <w:t>property</w:t>
-      </w:r>
-      <w:r>
-        <w:rPr>
-          <w:rFonts w:ascii="Times New Roman" w:hAnsi="Times New Roman"/>
-          <w:sz w:val="24"/>
-          <w:szCs w:val="24"/>
-        </w:rPr>
-        <w:t>.cadastre}}; площадь земельного участка – {{</w:t>
-      </w:r>
-      <w:r>
-        <w:rPr>
-          <w:rFonts w:ascii="Times New Roman" w:hAnsi="Times New Roman"/>
-          <w:sz w:val="24"/>
-          <w:szCs w:val="24"/>
-          <w:lang w:val="en-US"/>
-        </w:rPr>
-        <w:t>property</w:t>
-      </w:r>
-      <w:r>
-        <w:rPr>
-          <w:rFonts w:ascii="Times New Roman" w:hAnsi="Times New Roman"/>
-          <w:sz w:val="24"/>
-          <w:szCs w:val="24"/>
-        </w:rPr>
-        <w:t>.</w:t>
-      </w:r>
-      <w:r>
-        <w:rPr>
-          <w:rFonts w:ascii="Times New Roman" w:hAnsi="Times New Roman"/>
-          <w:sz w:val="24"/>
-          <w:szCs w:val="24"/>
-          <w:lang w:val="en-US"/>
-        </w:rPr>
-        <w:t>l</w:t>
-      </w:r>
-      <w:r>
-        <w:rPr>
-          <w:rFonts w:ascii="Times New Roman" w:hAnsi="Times New Roman"/>
-          <w:sz w:val="24"/>
-          <w:szCs w:val="24"/>
-        </w:rPr>
-        <w:t>andArea}} га; форма собственности – {{</w:t>
-      </w:r>
-      <w:r>
-        <w:rPr>
-          <w:rFonts w:ascii="Times New Roman" w:hAnsi="Times New Roman"/>
-          <w:sz w:val="24"/>
-          <w:szCs w:val="24"/>
-          <w:lang w:val="en-US"/>
-        </w:rPr>
-        <w:t>property</w:t>
-      </w:r>
-      <w:r>
-        <w:rPr>
-          <w:rFonts w:ascii="Times New Roman" w:hAnsi="Times New Roman"/>
-          <w:sz w:val="24"/>
-          <w:szCs w:val="24"/>
-        </w:rPr>
-        <w:t>.</w:t>
-      </w:r>
-      <w:r>
-        <w:rPr>
-          <w:rFonts w:ascii="Times New Roman" w:hAnsi="Times New Roman"/>
-          <w:sz w:val="24"/>
-          <w:szCs w:val="24"/>
-          <w:lang w:val="en-US"/>
-        </w:rPr>
-        <w:t>ownershipForm</w:t>
-      </w:r>
-      <w:r>
-        <w:rPr>
-          <w:rFonts w:ascii="Times New Roman" w:hAnsi="Times New Roman"/>
-          <w:sz w:val="24"/>
-          <w:szCs w:val="24"/>
-        </w:rPr>
-        <w:t>}}</w:t>
-      </w:r>
+        <w:t>{{/</w:t>
+      </w:r>
+      <w:proofErr w:type="spellStart"/>
       <w:r>
         <w:rPr>
           <w:rFonts w:ascii="Times New Roman" w:hAnsi="Times New Roman"/>
@@ -605,7 +895,17 @@
           <w:szCs w:val="24"/>
           <w:lang w:val="ru-BY"/>
         </w:rPr>
-        <w:t>{{/property.isHouse}}.</w:t>
+        <w:t>property.isHouse</w:t>
+      </w:r>
+      <w:proofErr w:type="spellEnd"/>
+      <w:r>
+        <w:rPr>
+          <w:rFonts w:ascii="Times New Roman" w:hAnsi="Times New Roman"/>
+          <w:sz w:val="24"/>
+          <w:szCs w:val="24"/>
+          <w:lang w:val="ru-BY"/>
+        </w:rPr>
+        <w:t>}}.</w:t>
       </w:r>
     </w:p>
     <w:p>
@@ -709,16 +1009,64 @@
           <w:szCs w:val="24"/>
           <w:lang w:eastAsia="ru-RU"/>
         </w:rPr>
-        <w:t>{{property.priceBYN}}</w:t>
-      </w:r>
-      <w:r>
-        <w:rPr>
-          <w:rFonts w:ascii="Times New Roman" w:eastAsia="Times New Roman" w:hAnsi="Times New Roman"/>
-          <w:sz w:val="24"/>
-          <w:szCs w:val="24"/>
-          <w:lang w:eastAsia="ru-RU"/>
-        </w:rPr>
-        <w:t xml:space="preserve"> белорусских рублей ({{property.priceWords}}).</w:t>
+        <w:t>{{</w:t>
+      </w:r>
+      <w:proofErr w:type="spellStart"/>
+      <w:proofErr w:type="gramStart"/>
+      <w:r>
+        <w:rPr>
+          <w:rFonts w:ascii="Times New Roman" w:eastAsia="Times New Roman" w:hAnsi="Times New Roman"/>
+          <w:b/>
+          <w:bCs/>
+          <w:sz w:val="24"/>
+          <w:szCs w:val="24"/>
+          <w:lang w:eastAsia="ru-RU"/>
+        </w:rPr>
+        <w:t>property.priceBYN</w:t>
+      </w:r>
+      <w:proofErr w:type="spellEnd"/>
+      <w:proofErr w:type="gramEnd"/>
+      <w:r>
+        <w:rPr>
+          <w:rFonts w:ascii="Times New Roman" w:eastAsia="Times New Roman" w:hAnsi="Times New Roman"/>
+          <w:b/>
+          <w:bCs/>
+          <w:sz w:val="24"/>
+          <w:szCs w:val="24"/>
+          <w:lang w:eastAsia="ru-RU"/>
+        </w:rPr>
+        <w:t>}}</w:t>
+      </w:r>
+      <w:r>
+        <w:rPr>
+          <w:rFonts w:ascii="Times New Roman" w:eastAsia="Times New Roman" w:hAnsi="Times New Roman"/>
+          <w:sz w:val="24"/>
+          <w:szCs w:val="24"/>
+          <w:lang w:eastAsia="ru-RU"/>
+        </w:rPr>
+        <w:t xml:space="preserve"> белорусских рублей ({{</w:t>
+      </w:r>
+      <w:proofErr w:type="spellStart"/>
+      <w:proofErr w:type="gramStart"/>
+      <w:r>
+        <w:rPr>
+          <w:rFonts w:ascii="Times New Roman" w:eastAsia="Times New Roman" w:hAnsi="Times New Roman"/>
+          <w:sz w:val="24"/>
+          <w:szCs w:val="24"/>
+          <w:lang w:eastAsia="ru-RU"/>
+        </w:rPr>
+        <w:t>property.priceWords</w:t>
+      </w:r>
+      <w:proofErr w:type="spellEnd"/>
+      <w:proofErr w:type="gramEnd"/>
+      <w:r>
+        <w:rPr>
+          <w:rFonts w:ascii="Times New Roman" w:eastAsia="Times New Roman" w:hAnsi="Times New Roman"/>
+          <w:sz w:val="24"/>
+          <w:szCs w:val="24"/>
+          <w:lang w:eastAsia="ru-RU"/>
+        </w:rPr>
+        <w:t>}}).</w:t>
       </w:r>
     </w:p>
     <w:p>
@@ -942,8 +1290,9 @@
           <w:szCs w:val="24"/>
           <w:lang w:eastAsia="ru-RU"/>
         </w:rPr>
-        <w:t>{{commission.percent}}</w:t>
-      </w:r>
+        <w:t>{{</w:t>
+      </w:r>
+      <w:proofErr w:type="spellStart"/>
       <w:r>
         <w:rPr>
           <w:rFonts w:ascii="Times New Roman" w:eastAsia="Times New Roman" w:hAnsi="Times New Roman"/>
@@ -953,8 +1302,9 @@
           <w:szCs w:val="24"/>
           <w:lang w:eastAsia="ru-RU"/>
         </w:rPr>
-        <w:t xml:space="preserve"> </w:t>
-      </w:r>
+        <w:t>commission.percent</w:t>
+      </w:r>
+      <w:proofErr w:type="spellEnd"/>
       <w:r>
         <w:rPr>
           <w:rFonts w:ascii="Times New Roman" w:eastAsia="Times New Roman" w:hAnsi="Times New Roman"/>
@@ -964,16 +1314,7 @@
           <w:szCs w:val="24"/>
           <w:lang w:eastAsia="ru-RU"/>
         </w:rPr>
-        <w:t>%</w:t>
-      </w:r>
-      <w:r>
-        <w:rPr>
-          <w:rFonts w:ascii="Times New Roman" w:eastAsia="Times New Roman" w:hAnsi="Times New Roman"/>
-          <w:sz w:val="24"/>
-          <w:szCs w:val="24"/>
-          <w:lang w:eastAsia="ru-RU"/>
-        </w:rPr>
-        <w:t xml:space="preserve"> от стоимости объекта недвижимого имущества, а именно </w:t>
+        <w:t>}}</w:t>
       </w:r>
       <w:r>
         <w:rPr>
@@ -984,16 +1325,91 @@
           <w:szCs w:val="24"/>
           <w:lang w:eastAsia="ru-RU"/>
         </w:rPr>
-        <w:t>{{commission.amountBYN}}</w:t>
-      </w:r>
-      <w:r>
-        <w:rPr>
-          <w:rFonts w:ascii="Times New Roman" w:eastAsia="Times New Roman" w:hAnsi="Times New Roman"/>
-          <w:sz w:val="24"/>
-          <w:szCs w:val="24"/>
-          <w:lang w:eastAsia="ru-RU"/>
-        </w:rPr>
-        <w:t xml:space="preserve">  белорусских рублей ({{commission.amountWords}}), с включением в такую оплату затрат по риэлтерским услугам, указанным в абзацах втором — шестом пункта 1 статьи 16 Закона Республики Беларусь от 8 мая 2025 г. № 71-З «О риэлтерской деятельности».</w:t>
+        <w:t xml:space="preserve"> </w:t>
+      </w:r>
+      <w:r>
+        <w:rPr>
+          <w:rFonts w:ascii="Times New Roman" w:eastAsia="Times New Roman" w:hAnsi="Times New Roman"/>
+          <w:b/>
+          <w:bCs/>
+          <w:sz w:val="24"/>
+          <w:szCs w:val="24"/>
+          <w:lang w:eastAsia="ru-RU"/>
+        </w:rPr>
+        <w:t>%</w:t>
+      </w:r>
+      <w:r>
+        <w:rPr>
+          <w:rFonts w:ascii="Times New Roman" w:eastAsia="Times New Roman" w:hAnsi="Times New Roman"/>
+          <w:sz w:val="24"/>
+          <w:szCs w:val="24"/>
+          <w:lang w:eastAsia="ru-RU"/>
+        </w:rPr>
+        <w:t xml:space="preserve"> от стоимости объекта недвижимого имущества, а именно </w:t>
+      </w:r>
+      <w:r>
+        <w:rPr>
+          <w:rFonts w:ascii="Times New Roman" w:eastAsia="Times New Roman" w:hAnsi="Times New Roman"/>
+          <w:b/>
+          <w:bCs/>
+          <w:sz w:val="24"/>
+          <w:szCs w:val="24"/>
+          <w:lang w:eastAsia="ru-RU"/>
+        </w:rPr>
+        <w:t>{{</w:t>
+      </w:r>
+      <w:proofErr w:type="spellStart"/>
+      <w:r>
+        <w:rPr>
+          <w:rFonts w:ascii="Times New Roman" w:eastAsia="Times New Roman" w:hAnsi="Times New Roman"/>
+          <w:b/>
+          <w:bCs/>
+          <w:sz w:val="24"/>
+          <w:szCs w:val="24"/>
+          <w:lang w:eastAsia="ru-RU"/>
+        </w:rPr>
+        <w:t>commission.amountBYN</w:t>
+      </w:r>
+      <w:proofErr w:type="spellEnd"/>
+      <w:r>
+        <w:rPr>
+          <w:rFonts w:ascii="Times New Roman" w:eastAsia="Times New Roman" w:hAnsi="Times New Roman"/>
+          <w:b/>
+          <w:bCs/>
+          <w:sz w:val="24"/>
+          <w:szCs w:val="24"/>
+          <w:lang w:eastAsia="ru-RU"/>
+        </w:rPr>
+        <w:t>}}</w:t>
+      </w:r>
+      <w:r>
+        <w:rPr>
+          <w:rFonts w:ascii="Times New Roman" w:eastAsia="Times New Roman" w:hAnsi="Times New Roman"/>
+          <w:sz w:val="24"/>
+          <w:szCs w:val="24"/>
+          <w:lang w:eastAsia="ru-RU"/>
+        </w:rPr>
+        <w:t xml:space="preserve">  белорусских рублей ({{</w:t>
+      </w:r>
+      <w:proofErr w:type="spellStart"/>
+      <w:r>
+        <w:rPr>
+          <w:rFonts w:ascii="Times New Roman" w:eastAsia="Times New Roman" w:hAnsi="Times New Roman"/>
+          <w:sz w:val="24"/>
+          <w:szCs w:val="24"/>
+          <w:lang w:eastAsia="ru-RU"/>
+        </w:rPr>
+        <w:t>commission.amountWords</w:t>
+      </w:r>
+      <w:proofErr w:type="spellEnd"/>
+      <w:r>
+        <w:rPr>
+          <w:rFonts w:ascii="Times New Roman" w:eastAsia="Times New Roman" w:hAnsi="Times New Roman"/>
+          <w:sz w:val="24"/>
+          <w:szCs w:val="24"/>
+          <w:lang w:eastAsia="ru-RU"/>
+        </w:rPr>
+        <w:t>}}), с включением в такую оплату затрат по риэлтерским услугам, указанным в абзацах втором — шестом пункта 1 статьи 16 Закона Республики Беларусь от 8 мая 2025 г. № 71-З «О риэлтерской деятельности».</w:t>
       </w:r>
       <w:bookmarkStart w:id="2" w:name="_Hlk225347332"/>
       <w:bookmarkEnd w:id="2"/>
@@ -3328,8 +3744,30 @@
           <w:szCs w:val="24"/>
           <w:lang w:eastAsia="ru-RU"/>
         </w:rPr>
-        <w:t>4.1. Настоящий договор вступает в силу со дня подписания его Сторонами и действует до {{deal.endDateText}}г.</w:t>
-      </w:r>
+        <w:t>4.1. Настоящий договор вступает в силу со дня подписания его Сторонами и действует до {{</w:t>
+      </w:r>
+      <w:proofErr w:type="spellStart"/>
+      <w:proofErr w:type="gramStart"/>
+      <w:r>
+        <w:rPr>
+          <w:rFonts w:ascii="Times New Roman" w:eastAsia="Times New Roman" w:hAnsi="Times New Roman"/>
+          <w:sz w:val="24"/>
+          <w:szCs w:val="24"/>
+          <w:lang w:eastAsia="ru-RU"/>
+        </w:rPr>
+        <w:t>deal.endDateText</w:t>
+      </w:r>
+      <w:proofErr w:type="spellEnd"/>
+      <w:r>
+        <w:rPr>
+          <w:rFonts w:ascii="Times New Roman" w:eastAsia="Times New Roman" w:hAnsi="Times New Roman"/>
+          <w:sz w:val="24"/>
+          <w:szCs w:val="24"/>
+          <w:lang w:eastAsia="ru-RU"/>
+        </w:rPr>
+        <w:t>}}г.</w:t>
+      </w:r>
+      <w:proofErr w:type="gramEnd"/>
     </w:p>
     <w:p>
       <w:pPr>
@@ -4260,21 +4698,51 @@
       </w:r>
       <w:r>
         <w:rPr>
-          <w:rFonts w:ascii="Times New Roman" w:eastAsia="Times New Roman" w:hAnsi="Times New Roman"/>
-          <w:sz w:val="24"/>
-          <w:szCs w:val="24"/>
-          <w:lang w:eastAsia="ru-RU"/>
-        </w:rPr>
-        <w:t>четырех</w:t>
-      </w:r>
-      <w:r>
-        <w:rPr>
-          <w:rFonts w:ascii="Times New Roman" w:eastAsia="Times New Roman" w:hAnsi="Times New Roman"/>
-          <w:sz w:val="24"/>
-          <w:szCs w:val="24"/>
-          <w:lang w:eastAsia="ru-RU"/>
-        </w:rPr>
-        <w:t xml:space="preserve"> экземплярах, по одному для каждой из Сторон.  </w:t>
+          <w:rFonts w:ascii="Times New Roman" w:hAnsi="Times New Roman"/>
+          <w:sz w:val="24"/>
+          <w:szCs w:val="24"/>
+        </w:rPr>
+        <w:t>{{</w:t>
+      </w:r>
+      <w:proofErr w:type="spellStart"/>
+      <w:proofErr w:type="gramStart"/>
+      <w:r>
+        <w:rPr>
+          <w:rFonts w:ascii="Times New Roman" w:hAnsi="Times New Roman"/>
+          <w:sz w:val="24"/>
+          <w:szCs w:val="24"/>
+          <w:lang w:val="ru-BY"/>
+        </w:rPr>
+        <w:t>copies.countWords</w:t>
+      </w:r>
+      <w:proofErr w:type="spellEnd"/>
+      <w:proofErr w:type="gramEnd"/>
+      <w:r>
+        <w:rPr>
+          <w:rFonts w:ascii="Times New Roman" w:hAnsi="Times New Roman"/>
+          <w:sz w:val="24"/>
+          <w:szCs w:val="24"/>
+          <w:lang w:val="ru-BY"/>
+        </w:rPr>
+        <w:t>}}</w:t>
+      </w:r>
+      <w:r>
+        <w:rPr>
+          <w:rFonts w:ascii="Times New Roman" w:hAnsi="Times New Roman"/>
+          <w:sz w:val="20"/>
+          <w:szCs w:val="20"/>
+          <w:lang w:val="ru-BY"/>
+        </w:rPr>
+        <w:t xml:space="preserve"> </w:t>
+      </w:r>
+      <w:r>
+        <w:rPr>
+          <w:rFonts w:ascii="Times New Roman" w:eastAsia="Times New Roman" w:hAnsi="Times New Roman"/>
+          <w:sz w:val="24"/>
+          <w:szCs w:val="24"/>
+          <w:lang w:eastAsia="ru-RU"/>
+        </w:rPr>
+        <w:t xml:space="preserve">экземплярах, по одному для каждой из Сторон.  </w:t>
       </w:r>
       <w:r>
         <w:rPr>
@@ -4901,7 +5369,31 @@
           <w:szCs w:val="20"/>
           <w:lang w:eastAsia="ru-RU"/>
         </w:rPr>
-        <w:t>Ответственный риэлтер по настоящему договору {{agent.initials}}</w:t>
+        <w:t>Ответственный риэлтер по настоящему договору {{</w:t>
+      </w:r>
+      <w:proofErr w:type="spellStart"/>
+      <w:proofErr w:type="gramStart"/>
+      <w:r>
+        <w:rPr>
+          <w:rFonts w:ascii="Times New Roman" w:eastAsia="Times New Roman" w:hAnsi="Times New Roman"/>
+          <w:i/>
+          <w:sz w:val="20"/>
+          <w:szCs w:val="20"/>
+          <w:lang w:eastAsia="ru-RU"/>
+        </w:rPr>
+        <w:t>agent.initials</w:t>
+      </w:r>
+      <w:proofErr w:type="spellEnd"/>
+      <w:proofErr w:type="gramEnd"/>
+      <w:r>
+        <w:rPr>
+          <w:rFonts w:ascii="Times New Roman" w:eastAsia="Times New Roman" w:hAnsi="Times New Roman"/>
+          <w:i/>
+          <w:sz w:val="20"/>
+          <w:szCs w:val="20"/>
+          <w:lang w:eastAsia="ru-RU"/>
+        </w:rPr>
+        <w:t>}}</w:t>
       </w:r>
     </w:p>
     <w:p>
@@ -4951,8 +5443,10 @@
           <w:szCs w:val="20"/>
           <w:lang w:eastAsia="ru-RU"/>
         </w:rPr>
-        <w:t>№ {{agent.attestationNumber}}</w:t>
-      </w:r>
+        <w:t>№ {{</w:t>
+      </w:r>
+      <w:proofErr w:type="spellStart"/>
+      <w:proofErr w:type="gramStart"/>
       <w:r>
         <w:rPr>
           <w:rFonts w:ascii="Times New Roman" w:eastAsia="Times New Roman" w:hAnsi="Times New Roman"/>
@@ -4961,8 +5455,10 @@
           <w:szCs w:val="20"/>
           <w:lang w:eastAsia="ru-RU"/>
         </w:rPr>
-        <w:t xml:space="preserve"> </w:t>
-      </w:r>
+        <w:t>agent.attestationNumber</w:t>
+      </w:r>
+      <w:proofErr w:type="spellEnd"/>
+      <w:proofErr w:type="gramEnd"/>
       <w:r>
         <w:rPr>
           <w:rFonts w:ascii="Times New Roman" w:eastAsia="Times New Roman" w:hAnsi="Times New Roman"/>
@@ -4971,8 +5467,86 @@
           <w:szCs w:val="20"/>
           <w:lang w:eastAsia="ru-RU"/>
         </w:rPr>
-        <w:t>от {{agent.attestationDate}}г, действует до {{agent.attestationExpiry}}г</w:t>
-      </w:r>
+        <w:t>}}</w:t>
+      </w:r>
+      <w:r>
+        <w:rPr>
+          <w:rFonts w:ascii="Times New Roman" w:eastAsia="Times New Roman" w:hAnsi="Times New Roman"/>
+          <w:i/>
+          <w:sz w:val="20"/>
+          <w:szCs w:val="20"/>
+          <w:lang w:eastAsia="ru-RU"/>
+        </w:rPr>
+        <w:t xml:space="preserve"> </w:t>
+      </w:r>
+      <w:r>
+        <w:rPr>
+          <w:rFonts w:ascii="Times New Roman" w:eastAsia="Times New Roman" w:hAnsi="Times New Roman"/>
+          <w:i/>
+          <w:sz w:val="20"/>
+          <w:szCs w:val="20"/>
+          <w:lang w:eastAsia="ru-RU"/>
+        </w:rPr>
+        <w:t>от {{</w:t>
+      </w:r>
+      <w:proofErr w:type="spellStart"/>
+      <w:proofErr w:type="gramStart"/>
+      <w:r>
+        <w:rPr>
+          <w:rFonts w:ascii="Times New Roman" w:eastAsia="Times New Roman" w:hAnsi="Times New Roman"/>
+          <w:i/>
+          <w:sz w:val="20"/>
+          <w:szCs w:val="20"/>
+          <w:lang w:eastAsia="ru-RU"/>
+        </w:rPr>
+        <w:t>agent.attestationDate</w:t>
+      </w:r>
+      <w:proofErr w:type="spellEnd"/>
+      <w:r>
+        <w:rPr>
+          <w:rFonts w:ascii="Times New Roman" w:eastAsia="Times New Roman" w:hAnsi="Times New Roman"/>
+          <w:i/>
+          <w:sz w:val="20"/>
+          <w:szCs w:val="20"/>
+          <w:lang w:eastAsia="ru-RU"/>
+        </w:rPr>
+        <w:t>}}г</w:t>
+      </w:r>
+      <w:proofErr w:type="gramEnd"/>
+      <w:r>
+        <w:rPr>
+          <w:rFonts w:ascii="Times New Roman" w:eastAsia="Times New Roman" w:hAnsi="Times New Roman"/>
+          <w:i/>
+          <w:sz w:val="20"/>
+          <w:szCs w:val="20"/>
+          <w:lang w:eastAsia="ru-RU"/>
+        </w:rPr>
+        <w:t>, действует до {{</w:t>
+      </w:r>
+      <w:proofErr w:type="spellStart"/>
+      <w:proofErr w:type="gramStart"/>
+      <w:r>
+        <w:rPr>
+          <w:rFonts w:ascii="Times New Roman" w:eastAsia="Times New Roman" w:hAnsi="Times New Roman"/>
+          <w:i/>
+          <w:sz w:val="20"/>
+          <w:szCs w:val="20"/>
+          <w:lang w:eastAsia="ru-RU"/>
+        </w:rPr>
+        <w:t>agent.attestationExpiry</w:t>
+      </w:r>
+      <w:proofErr w:type="spellEnd"/>
+      <w:r>
+        <w:rPr>
+          <w:rFonts w:ascii="Times New Roman" w:eastAsia="Times New Roman" w:hAnsi="Times New Roman"/>
+          <w:i/>
+          <w:sz w:val="20"/>
+          <w:szCs w:val="20"/>
+          <w:lang w:eastAsia="ru-RU"/>
+        </w:rPr>
+        <w:t>}}г</w:t>
+      </w:r>
+      <w:proofErr w:type="gramEnd"/>
     </w:p>
     <w:p>
       <w:pPr>
@@ -5000,7 +5574,35 @@
           <w:szCs w:val="20"/>
           <w:lang w:eastAsia="ru-RU"/>
         </w:rPr>
-        <w:t>Идентификационная пластиковая карточка {{agent.cardNumber}}</w:t>
+        <w:t>Идентификационная пластиковая карточка {{</w:t>
+      </w:r>
+      <w:proofErr w:type="spellStart"/>
+      <w:proofErr w:type="gramStart"/>
+      <w:r>
+        <w:rPr>
+          <w:rFonts w:ascii="Times New Roman" w:eastAsia="Times New Roman" w:hAnsi="Times New Roman"/>
+          <w:bCs/>
+          <w:i/>
+          <w:iCs/>
+          <w:sz w:val="20"/>
+          <w:szCs w:val="20"/>
+          <w:lang w:eastAsia="ru-RU"/>
+        </w:rPr>
+        <w:t>agent.cardNumber</w:t>
+      </w:r>
+      <w:proofErr w:type="spellEnd"/>
+      <w:proofErr w:type="gramEnd"/>
+      <w:r>
+        <w:rPr>
+          <w:rFonts w:ascii="Times New Roman" w:eastAsia="Times New Roman" w:hAnsi="Times New Roman"/>
+          <w:bCs/>
+          <w:i/>
+          <w:iCs/>
+          <w:sz w:val="20"/>
+          <w:szCs w:val="20"/>
+          <w:lang w:eastAsia="ru-RU"/>
+        </w:rPr>
+        <w:t>}}</w:t>
       </w:r>
     </w:p>
     <w:p>
@@ -5405,17 +6007,29 @@
                 <w:szCs w:val="20"/>
                 <w:lang w:val="en-US"/>
               </w:rPr>
-              <w:t xml:space="preserve"> BY28 ALFA 3012 2J91 2500 1027 0000  </w:t>
-            </w:r>
+              <w:t xml:space="preserve"> BY28 ALFA 3012 2J91 2500 1027 </w:t>
+            </w:r>
+            <w:proofErr w:type="gramStart"/>
             <w:r>
               <w:rPr>
                 <w:rFonts w:ascii="Times New Roman" w:eastAsia="Times New Roman" w:hAnsi="Times New Roman"/>
                 <w:color w:val="000000"/>
                 <w:sz w:val="20"/>
                 <w:szCs w:val="20"/>
+                <w:lang w:val="en-US"/>
+              </w:rPr>
+              <w:t xml:space="preserve">0000  </w:t>
+            </w:r>
+            <w:r>
+              <w:rPr>
+                <w:rFonts w:ascii="Times New Roman" w:eastAsia="Times New Roman" w:hAnsi="Times New Roman"/>
+                <w:color w:val="000000"/>
+                <w:sz w:val="20"/>
+                <w:szCs w:val="20"/>
               </w:rPr>
               <w:t>БИК</w:t>
             </w:r>
+            <w:proofErr w:type="gramEnd"/>
             <w:r>
               <w:rPr>
                 <w:rFonts w:ascii="Times New Roman" w:eastAsia="Times New Roman" w:hAnsi="Times New Roman"/>
@@ -5455,7 +6069,27 @@
                 <w:sz w:val="20"/>
                 <w:szCs w:val="20"/>
               </w:rPr>
-              <w:t>ЗАО «Альфа-Банк»,220007, г.Минск, ул.Сурганова,43-47 УНП 101541947</w:t>
+              <w:t xml:space="preserve">ЗАО «Альфа-Банк»,220007, </w:t>
+            </w:r>
+            <w:proofErr w:type="spellStart"/>
+            <w:r>
+              <w:rPr>
+                <w:rFonts w:ascii="Times New Roman" w:eastAsia="Times New Roman" w:hAnsi="Times New Roman"/>
+                <w:color w:val="000000"/>
+                <w:sz w:val="20"/>
+                <w:szCs w:val="20"/>
+              </w:rPr>
+              <w:t>г.Минск</w:t>
+            </w:r>
+            <w:proofErr w:type="spellEnd"/>
+            <w:r>
+              <w:rPr>
+                <w:rFonts w:ascii="Times New Roman" w:eastAsia="Times New Roman" w:hAnsi="Times New Roman"/>
+                <w:color w:val="000000"/>
+                <w:sz w:val="20"/>
+                <w:szCs w:val="20"/>
+              </w:rPr>
+              <w:t>, ул.Сурганова,43-47 УНП 101541947</w:t>
             </w:r>
           </w:p>
           <w:p>
@@ -5510,19 +6144,32 @@
               </w:rPr>
               <w:t xml:space="preserve">e-mail: </w:t>
             </w:r>
-            <w:hyperlink r:id="rId8" w:history="1">
-              <w:r>
-                <w:rPr>
-                  <w:rFonts w:ascii="Times New Roman" w:eastAsia="Times New Roman" w:hAnsi="Times New Roman"/>
-                  <w:color w:val="0563C1" w:themeColor="hyperlink"/>
-                  <w:sz w:val="20"/>
-                  <w:szCs w:val="20"/>
-                  <w:u w:val="single"/>
-                  <w:lang w:val="en-US"/>
-                </w:rPr>
-                <w:t>mail@germesgarant.by</w:t>
-              </w:r>
-            </w:hyperlink>
+            <w:r>
+              <w:fldChar w:fldCharType="begin"/>
+            </w:r>
+            <w:r>
+              <w:rPr>
+                <w:lang w:val="en-US"/>
+              </w:rPr>
+              <w:instrText>HYPERLINK "mailto:mail@germesgarant.by"</w:instrText>
+            </w:r>
+            <w:r>
+              <w:fldChar w:fldCharType="separate"/>
+            </w:r>
+            <w:r>
+              <w:rPr>
+                <w:rFonts w:ascii="Times New Roman" w:eastAsia="Times New Roman" w:hAnsi="Times New Roman"/>
+                <w:color w:val="0563C1" w:themeColor="hyperlink"/>
+                <w:sz w:val="20"/>
+                <w:szCs w:val="20"/>
+                <w:u w:val="single"/>
+                <w:lang w:val="en-US"/>
+              </w:rPr>
+              <w:t>mail@germesgarant.by</w:t>
+            </w:r>
+            <w:r>
+              <w:fldChar w:fldCharType="end"/>
+            </w:r>
           </w:p>
           <w:p>
             <w:pPr>
@@ -5534,7 +6181,7 @@
                 <w:szCs w:val="20"/>
               </w:rPr>
             </w:pPr>
-            <w:hyperlink r:id="rId9" w:history="1">
+            <w:hyperlink r:id="rId8" w:history="1">
               <w:r>
                 <w:rPr>
                   <w:rStyle w:val="a6"/>
@@ -5554,6 +6201,7 @@
                 </w:rPr>
                 <w:t>://</w:t>
               </w:r>
+              <w:proofErr w:type="spellStart"/>
               <w:r>
                 <w:rPr>
                   <w:rStyle w:val="a6"/>
@@ -5564,6 +6212,7 @@
                 </w:rPr>
                 <w:t>germesgarant</w:t>
               </w:r>
+              <w:proofErr w:type="spellEnd"/>
               <w:r>
                 <w:rPr>
                   <w:rStyle w:val="a6"/>
@@ -5595,6 +6244,7 @@
                 <w:lang w:eastAsia="ru-RU"/>
               </w:rPr>
             </w:pPr>
+            <w:proofErr w:type="spellStart"/>
             <w:r>
               <w:rPr>
                 <w:rFonts w:ascii="Times New Roman" w:eastAsia="Times New Roman" w:hAnsi="Times New Roman"/>
@@ -5621,7 +6271,17 @@
                 <w:szCs w:val="20"/>
                 <w:lang w:eastAsia="ru-RU"/>
               </w:rPr>
-              <w:t>Турко О.Р.</w:t>
+              <w:t>Турко</w:t>
+            </w:r>
+            <w:proofErr w:type="spellEnd"/>
+            <w:r>
+              <w:rPr>
+                <w:rFonts w:ascii="Times New Roman" w:eastAsia="Times New Roman" w:hAnsi="Times New Roman"/>
+                <w:sz w:val="20"/>
+                <w:szCs w:val="20"/>
+                <w:lang w:eastAsia="ru-RU"/>
+              </w:rPr>
+              <w:t xml:space="preserve"> О.Р.</w:t>
             </w:r>
           </w:p>
           <w:p>
@@ -5652,6 +6312,16 @@
               </w:rPr>
             </w:pPr>
             <w:bookmarkStart w:id="10" w:name="_Hlk225347630"/>
+          </w:p>
+          <w:p>
+            <w:pPr>
+              <w:rPr>
+                <w:rFonts w:ascii="Times New Roman" w:hAnsi="Times New Roman"/>
+                <w:sz w:val="20"/>
+                <w:szCs w:val="20"/>
+                <w:lang w:eastAsia="ru-RU"/>
+              </w:rPr>
+            </w:pPr>
             <w:r>
               <w:rPr>
                 <w:rFonts w:ascii="Times New Roman" w:hAnsi="Times New Roman"/>
@@ -5838,6 +6508,7 @@
                 <w:szCs w:val="20"/>
                 <w:lang w:eastAsia="ru-RU"/>
               </w:rPr>
+              <w:lastRenderedPageBreak/>
               <w:t>Подпись</w:t>
             </w:r>
             <w:r>
@@ -5866,7 +6537,6 @@
                 <w:szCs w:val="20"/>
                 <w:lang w:val="en-US" w:eastAsia="ru-RU"/>
               </w:rPr>
-              <w:lastRenderedPageBreak/>
               <w:t>{{owner2.poa.passportDetails}}</w:t>
             </w:r>
             <w:r>
@@ -6351,7 +7021,47 @@
           <w:sz w:val="16"/>
           <w:szCs w:val="16"/>
         </w:rPr>
-        <w:t>к договору оказания риэлтерских услуг по содействию в продаже объектов недвижимого имущества №{{deal.contractNumber}} от {{deal.date}}</w:t>
+        <w:t>к договору оказания риэлтерских услуг по содействию в продаже объектов недвижимого имущества №{{</w:t>
+      </w:r>
+      <w:proofErr w:type="spellStart"/>
+      <w:proofErr w:type="gramStart"/>
+      <w:r>
+        <w:rPr>
+          <w:rFonts w:ascii="Times New Roman" w:hAnsi="Times New Roman"/>
+          <w:sz w:val="16"/>
+          <w:szCs w:val="16"/>
+        </w:rPr>
+        <w:t>deal.contractNumber</w:t>
+      </w:r>
+      <w:proofErr w:type="spellEnd"/>
+      <w:proofErr w:type="gramEnd"/>
+      <w:r>
+        <w:rPr>
+          <w:rFonts w:ascii="Times New Roman" w:hAnsi="Times New Roman"/>
+          <w:sz w:val="16"/>
+          <w:szCs w:val="16"/>
+        </w:rPr>
+        <w:t>}} от {{</w:t>
+      </w:r>
+      <w:proofErr w:type="spellStart"/>
+      <w:proofErr w:type="gramStart"/>
+      <w:r>
+        <w:rPr>
+          <w:rFonts w:ascii="Times New Roman" w:hAnsi="Times New Roman"/>
+          <w:sz w:val="16"/>
+          <w:szCs w:val="16"/>
+        </w:rPr>
+        <w:t>deal.date</w:t>
+      </w:r>
+      <w:proofErr w:type="spellEnd"/>
+      <w:proofErr w:type="gramEnd"/>
+      <w:r>
+        <w:rPr>
+          <w:rFonts w:ascii="Times New Roman" w:hAnsi="Times New Roman"/>
+          <w:sz w:val="16"/>
+          <w:szCs w:val="16"/>
+        </w:rPr>
+        <w:t>}}</w:t>
       </w:r>
     </w:p>
     <w:p>
@@ -6478,12 +7188,14 @@
         </w:rPr>
         <w:t>1.</w:t>
       </w:r>
+      <w:proofErr w:type="spellStart"/>
       <w:r>
         <w:rPr>
           <w:szCs w:val="22"/>
         </w:rPr>
         <w:t>fullName</w:t>
       </w:r>
+      <w:proofErr w:type="spellEnd"/>
       <w:r>
         <w:rPr>
           <w:szCs w:val="22"/>
@@ -6504,12 +7216,14 @@
         </w:rPr>
         <w:t>1.</w:t>
       </w:r>
+      <w:proofErr w:type="spellStart"/>
       <w:r>
         <w:rPr>
           <w:szCs w:val="22"/>
         </w:rPr>
         <w:t>poaSuffix</w:t>
       </w:r>
+      <w:proofErr w:type="spellEnd"/>
       <w:r>
         <w:rPr>
           <w:szCs w:val="22"/>
@@ -6530,12 +7244,14 @@
         </w:rPr>
         <w:t>2.</w:t>
       </w:r>
+      <w:proofErr w:type="spellStart"/>
       <w:r>
         <w:rPr>
           <w:szCs w:val="22"/>
         </w:rPr>
         <w:t>fullName</w:t>
       </w:r>
+      <w:proofErr w:type="spellEnd"/>
       <w:r>
         <w:rPr>
           <w:szCs w:val="22"/>
@@ -6556,12 +7272,14 @@
         </w:rPr>
         <w:t>2.</w:t>
       </w:r>
+      <w:proofErr w:type="spellStart"/>
       <w:r>
         <w:rPr>
           <w:szCs w:val="22"/>
         </w:rPr>
         <w:t>fullName</w:t>
       </w:r>
+      <w:proofErr w:type="spellEnd"/>
       <w:r>
         <w:rPr>
           <w:szCs w:val="22"/>
@@ -6582,12 +7300,14 @@
         </w:rPr>
         <w:t>2.</w:t>
       </w:r>
+      <w:proofErr w:type="spellStart"/>
       <w:r>
         <w:rPr>
           <w:szCs w:val="22"/>
         </w:rPr>
         <w:t>poaSuffix</w:t>
       </w:r>
+      <w:proofErr w:type="spellEnd"/>
       <w:r>
         <w:rPr>
           <w:szCs w:val="22"/>
@@ -6608,12 +7328,14 @@
         </w:rPr>
         <w:t>2.</w:t>
       </w:r>
+      <w:proofErr w:type="spellStart"/>
       <w:r>
         <w:rPr>
           <w:szCs w:val="22"/>
         </w:rPr>
         <w:t>fullName</w:t>
       </w:r>
+      <w:proofErr w:type="spellEnd"/>
       <w:r>
         <w:rPr>
           <w:szCs w:val="22"/>
@@ -6634,12 +7356,14 @@
         </w:rPr>
         <w:t>3.</w:t>
       </w:r>
+      <w:proofErr w:type="spellStart"/>
       <w:r>
         <w:rPr>
           <w:szCs w:val="22"/>
         </w:rPr>
         <w:t>fullName</w:t>
       </w:r>
+      <w:proofErr w:type="spellEnd"/>
       <w:r>
         <w:rPr>
           <w:szCs w:val="22"/>
@@ -6660,12 +7384,14 @@
         </w:rPr>
         <w:t>3.</w:t>
       </w:r>
+      <w:proofErr w:type="spellStart"/>
       <w:r>
         <w:rPr>
           <w:szCs w:val="22"/>
         </w:rPr>
         <w:t>fullName</w:t>
       </w:r>
+      <w:proofErr w:type="spellEnd"/>
       <w:r>
         <w:rPr>
           <w:szCs w:val="22"/>
@@ -6686,12 +7412,14 @@
         </w:rPr>
         <w:t>3.</w:t>
       </w:r>
+      <w:proofErr w:type="spellStart"/>
       <w:r>
         <w:rPr>
           <w:szCs w:val="22"/>
         </w:rPr>
         <w:t>poaSuffix</w:t>
       </w:r>
+      <w:proofErr w:type="spellEnd"/>
       <w:r>
         <w:rPr>
           <w:szCs w:val="22"/>
@@ -6712,12 +7440,14 @@
         </w:rPr>
         <w:t>3.</w:t>
       </w:r>
+      <w:proofErr w:type="spellStart"/>
       <w:r>
         <w:rPr>
           <w:szCs w:val="22"/>
         </w:rPr>
         <w:t>fullName</w:t>
       </w:r>
+      <w:proofErr w:type="spellEnd"/>
       <w:r>
         <w:rPr>
           <w:szCs w:val="22"/>
@@ -6981,6 +7711,7 @@
               </w:rPr>
               <w:t>Предельный максимальный тариф</w:t>
             </w:r>
+            <w:proofErr w:type="gramStart"/>
             <w:r>
               <w:rPr>
                 <w:rFonts w:ascii="Times New Roman" w:hAnsi="Times New Roman"/>
@@ -6996,7 +7727,16 @@
                 <w:sz w:val="20"/>
                 <w:szCs w:val="20"/>
               </w:rPr>
-              <w:t xml:space="preserve">  (процент от стоимости объекта недвижимо</w:t>
+              <w:t xml:space="preserve">  (</w:t>
+            </w:r>
+            <w:proofErr w:type="gramEnd"/>
+            <w:r>
+              <w:rPr>
+                <w:rFonts w:ascii="Times New Roman" w:hAnsi="Times New Roman"/>
+                <w:sz w:val="20"/>
+                <w:szCs w:val="20"/>
+              </w:rPr>
+              <w:t>процент от стоимости объекта недвижимо</w:t>
             </w:r>
             <w:r>
               <w:rPr>
@@ -8877,6 +9617,8 @@
         </w:rPr>
         <w:t>{{</w:t>
       </w:r>
+      <w:proofErr w:type="spellStart"/>
+      <w:proofErr w:type="gramStart"/>
       <w:r>
         <w:rPr>
           <w:rFonts w:ascii="Times New Roman" w:hAnsi="Times New Roman"/>
@@ -8904,6 +9646,8 @@
         </w:rPr>
         <w:t>countWords</w:t>
       </w:r>
+      <w:proofErr w:type="spellEnd"/>
+      <w:proofErr w:type="gramEnd"/>
       <w:r>
         <w:rPr>
           <w:rFonts w:ascii="Times New Roman" w:hAnsi="Times New Roman"/>
@@ -9331,7 +10075,7 @@
       </w:pPr>
     </w:p>
     <w:sectPr>
-      <w:headerReference w:type="default" r:id="rId10"/>
+      <w:headerReference w:type="default" r:id="rId9"/>
       <w:pgSz w:w="12240" w:h="15840"/>
       <w:pgMar w:top="284" w:right="720" w:bottom="567" w:left="720" w:header="708" w:footer="708" w:gutter="0"/>
       <w:cols w:space="708"/>
@@ -9342,7 +10086,7 @@
 </file>
 
 <file path=word/endnotes.xml><?xml version="1.0" encoding="utf-8"?>
-<w:endnotes xmlns:wpc="http://schemas.microsoft.com/office/word/2010/wordprocessingCanvas" xmlns:cx="http://schemas.microsoft.com/office/drawing/2014/chartex" xmlns:cx1="http://schemas.microsoft.com/office/drawing/2015/9/8/chartex" xmlns:cx2="http://schemas.microsoft.com/office/drawing/2015/10/21/chartex" xmlns:cx3="http://schemas.microsoft.com/office/drawing/2016/5/9/chartex" xmlns:cx4="http://schemas.microsoft.com/office/drawing/2016/5/10/chartex" xmlns:cx5="http://schemas.microsoft.com/office/drawing/2016/5/11/chartex" xmlns:cx6="http://schemas.microsoft.com/office/drawing/2016/5/12/chartex" xmlns:cx7="http://schemas.microsoft.com/office/drawing/2016/5/13/chartex" xmlns:cx8="http://schemas.microsoft.com/office/drawing/2016/5/14/chartex" xmlns:mc="http://schemas.openxmlformats.org/markup-compatibility/2006" xmlns:aink="http://schemas.microsoft.com/office/drawing/2016/ink" xmlns:am3d="http://schemas.microsoft.com/office/drawing/2017/model3d" xmlns:o="urn:schemas-microsoft-com:office:office" xmlns:oel="http://schemas.microsoft.com/office/2019/extlst" xmlns:r="http://schemas.openxmlformats.org/officeDocument/2006/relationships" xmlns:m="http://schemas.openxmlformats.org/officeDocument/2006/math" xmlns:v="urn:schemas-microsoft-com:vml" xmlns:wp14="http://schemas.microsoft.com/office/word/2010/wordprocessingDrawing" xmlns:wp="http://schemas.openxmlformats.org/drawingml/2006/wordprocessingDrawing" xmlns:w10="urn:schemas-microsoft-com:office:word" xmlns:w="http://schemas.openxmlformats.org/wordprocessingml/2006/main" xmlns:w14="http://schemas.microsoft.com/office/word/2010/wordml" xmlns:w15="http://schemas.microsoft.com/office/word/2012/wordml" xmlns:w16cei="http://schemas.microsoft.com/office/word/2026/wordml/cei" xmlns:w16cex="http://schemas.microsoft.com/office/word/2018/wordml/cex" xmlns:w16cid="http://schemas.microsoft.com/office/word/2016/wordml/cid" xmlns:w16="http://schemas.microsoft.com/office/word/2018/wordml" xmlns:w16du="http://schemas.microsoft.com/office/word/2023/wordml/word16du" xmlns:w16sdtdh="http://schemas.microsoft.com/office/word/2020/wordml/sdtdatahash" xmlns:w16sdtfl="http://schemas.microsoft.com/office/word/2024/wordml/sdtformatlock" xmlns:w16se="http://schemas.microsoft.com/office/word/2015/wordml/symex" xmlns:wpg="http://schemas.microsoft.com/office/word/2010/wordprocessingGroup" xmlns:wpi="http://schemas.microsoft.com/office/word/2010/wordprocessingInk" xmlns:wne="http://schemas.microsoft.com/office/word/2006/wordml" xmlns:wps="http://schemas.microsoft.com/office/word/2010/wordprocessingShape" mc:Ignorable="w14 w15 w16se w16cid w16 w16cex w16sdtdh w16sdtfl w16du wp14">
+<w:endnotes xmlns:wpc="http://schemas.microsoft.com/office/word/2010/wordprocessingCanvas" xmlns:cx="http://schemas.microsoft.com/office/drawing/2014/chartex" xmlns:cx1="http://schemas.microsoft.com/office/drawing/2015/9/8/chartex" xmlns:cx2="http://schemas.microsoft.com/office/drawing/2015/10/21/chartex" xmlns:cx3="http://schemas.microsoft.com/office/drawing/2016/5/9/chartex" xmlns:cx4="http://schemas.microsoft.com/office/drawing/2016/5/10/chartex" xmlns:cx5="http://schemas.microsoft.com/office/drawing/2016/5/11/chartex" xmlns:cx6="http://schemas.microsoft.com/office/drawing/2016/5/12/chartex" xmlns:cx7="http://schemas.microsoft.com/office/drawing/2016/5/13/chartex" xmlns:cx8="http://schemas.microsoft.com/office/drawing/2016/5/14/chartex" xmlns:mc="http://schemas.openxmlformats.org/markup-compatibility/2006" xmlns:aink="http://schemas.microsoft.com/office/drawing/2016/ink" xmlns:am3d="http://schemas.microsoft.com/office/drawing/2017/model3d" xmlns:o="urn:schemas-microsoft-com:office:office" xmlns:oel="http://schemas.microsoft.com/office/2019/extlst" xmlns:r="http://schemas.openxmlformats.org/officeDocument/2006/relationships" xmlns:m="http://schemas.openxmlformats.org/officeDocument/2006/math" xmlns:v="urn:schemas-microsoft-com:vml" xmlns:wp14="http://schemas.microsoft.com/office/word/2010/wordprocessingDrawing" xmlns:wp="http://schemas.openxmlformats.org/drawingml/2006/wordprocessingDrawing" xmlns:w10="urn:schemas-microsoft-com:office:word" xmlns:w="http://schemas.openxmlformats.org/wordprocessingml/2006/main" xmlns:w14="http://schemas.microsoft.com/office/word/2010/wordml" xmlns:w15="http://schemas.microsoft.com/office/word/2012/wordml" xmlns:w16cex="http://schemas.microsoft.com/office/word/2018/wordml/cex" xmlns:w16cid="http://schemas.microsoft.com/office/word/2016/wordml/cid" xmlns:w16="http://schemas.microsoft.com/office/word/2018/wordml" xmlns:w16du="http://schemas.microsoft.com/office/word/2023/wordml/word16du" xmlns:w16sdtdh="http://schemas.microsoft.com/office/word/2020/wordml/sdtdatahash" xmlns:w16sdtfl="http://schemas.microsoft.com/office/word/2024/wordml/sdtformatlock" xmlns:w16se="http://schemas.microsoft.com/office/word/2015/wordml/symex" xmlns:wpg="http://schemas.microsoft.com/office/word/2010/wordprocessingGroup" xmlns:wpi="http://schemas.microsoft.com/office/word/2010/wordprocessingInk" xmlns:wne="http://schemas.microsoft.com/office/word/2006/wordml" xmlns:wps="http://schemas.microsoft.com/office/word/2010/wordprocessingShape" mc:Ignorable="w14 w15 w16se w16cid w16 w16cex w16sdtdh w16sdtfl w16du wp14">
   <w:endnote w:type="separator" w:id="-1">
     <w:p>
       <w:pPr>
@@ -9367,7 +10111,7 @@
 </file>
 
 <file path=word/footnotes.xml><?xml version="1.0" encoding="utf-8"?>
-<w:footnotes xmlns:wpc="http://schemas.microsoft.com/office/word/2010/wordprocessingCanvas" xmlns:cx="http://schemas.microsoft.com/office/drawing/2014/chartex" xmlns:cx1="http://schemas.microsoft.com/office/drawing/2015/9/8/chartex" xmlns:cx2="http://schemas.microsoft.com/office/drawing/2015/10/21/chartex" xmlns:cx3="http://schemas.microsoft.com/office/drawing/2016/5/9/chartex" xmlns:cx4="http://schemas.microsoft.com/office/drawing/2016/5/10/chartex" xmlns:cx5="http://schemas.microsoft.com/office/drawing/2016/5/11/chartex" xmlns:cx6="http://schemas.microsoft.com/office/drawing/2016/5/12/chartex" xmlns:cx7="http://schemas.microsoft.com/office/drawing/2016/5/13/chartex" xmlns:cx8="http://schemas.microsoft.com/office/drawing/2016/5/14/chartex" xmlns:mc="http://schemas.openxmlformats.org/markup-compatibility/2006" xmlns:aink="http://schemas.microsoft.com/office/drawing/2016/ink" xmlns:am3d="http://schemas.microsoft.com/office/drawing/2017/model3d" xmlns:o="urn:schemas-microsoft-com:office:office" xmlns:oel="http://schemas.microsoft.com/office/2019/extlst" xmlns:r="http://schemas.openxmlformats.org/officeDocument/2006/relationships" xmlns:m="http://schemas.openxmlformats.org/officeDocument/2006/math" xmlns:v="urn:schemas-microsoft-com:vml" xmlns:wp14="http://schemas.microsoft.com/office/word/2010/wordprocessingDrawing" xmlns:wp="http://schemas.openxmlformats.org/drawingml/2006/wordprocessingDrawing" xmlns:w10="urn:schemas-microsoft-com:office:word" xmlns:w="http://schemas.openxmlformats.org/wordprocessingml/2006/main" xmlns:w14="http://schemas.microsoft.com/office/word/2010/wordml" xmlns:w15="http://schemas.microsoft.com/office/word/2012/wordml" xmlns:w16cei="http://schemas.microsoft.com/office/word/2026/wordml/cei" xmlns:w16cex="http://schemas.microsoft.com/office/word/2018/wordml/cex" xmlns:w16cid="http://schemas.microsoft.com/office/word/2016/wordml/cid" xmlns:w16="http://schemas.microsoft.com/office/word/2018/wordml" xmlns:w16du="http://schemas.microsoft.com/office/word/2023/wordml/word16du" xmlns:w16sdtdh="http://schemas.microsoft.com/office/word/2020/wordml/sdtdatahash" xmlns:w16sdtfl="http://schemas.microsoft.com/office/word/2024/wordml/sdtformatlock" xmlns:w16se="http://schemas.microsoft.com/office/word/2015/wordml/symex" xmlns:wpg="http://schemas.microsoft.com/office/word/2010/wordprocessingGroup" xmlns:wpi="http://schemas.microsoft.com/office/word/2010/wordprocessingInk" xmlns:wne="http://schemas.microsoft.com/office/word/2006/wordml" xmlns:wps="http://schemas.microsoft.com/office/word/2010/wordprocessingShape" mc:Ignorable="w14 w15 w16se w16cid w16 w16cex w16sdtdh w16sdtfl w16du wp14">
+<w:footnotes xmlns:wpc="http://schemas.microsoft.com/office/word/2010/wordprocessingCanvas" xmlns:cx="http://schemas.microsoft.com/office/drawing/2014/chartex" xmlns:cx1="http://schemas.microsoft.com/office/drawing/2015/9/8/chartex" xmlns:cx2="http://schemas.microsoft.com/office/drawing/2015/10/21/chartex" xmlns:cx3="http://schemas.microsoft.com/office/drawing/2016/5/9/chartex" xmlns:cx4="http://schemas.microsoft.com/office/drawing/2016/5/10/chartex" xmlns:cx5="http://schemas.microsoft.com/office/drawing/2016/5/11/chartex" xmlns:cx6="http://schemas.microsoft.com/office/drawing/2016/5/12/chartex" xmlns:cx7="http://schemas.microsoft.com/office/drawing/2016/5/13/chartex" xmlns:cx8="http://schemas.microsoft.com/office/drawing/2016/5/14/chartex" xmlns:mc="http://schemas.openxmlformats.org/markup-compatibility/2006" xmlns:aink="http://schemas.microsoft.com/office/drawing/2016/ink" xmlns:am3d="http://schemas.microsoft.com/office/drawing/2017/model3d" xmlns:o="urn:schemas-microsoft-com:office:office" xmlns:oel="http://schemas.microsoft.com/office/2019/extlst" xmlns:r="http://schemas.openxmlformats.org/officeDocument/2006/relationships" xmlns:m="http://schemas.openxmlformats.org/officeDocument/2006/math" xmlns:v="urn:schemas-microsoft-com:vml" xmlns:wp14="http://schemas.microsoft.com/office/word/2010/wordprocessingDrawing" xmlns:wp="http://schemas.openxmlformats.org/drawingml/2006/wordprocessingDrawing" xmlns:w10="urn:schemas-microsoft-com:office:word" xmlns:w="http://schemas.openxmlformats.org/wordprocessingml/2006/main" xmlns:w14="http://schemas.microsoft.com/office/word/2010/wordml" xmlns:w15="http://schemas.microsoft.com/office/word/2012/wordml" xmlns:w16cex="http://schemas.microsoft.com/office/word/2018/wordml/cex" xmlns:w16cid="http://schemas.microsoft.com/office/word/2016/wordml/cid" xmlns:w16="http://schemas.microsoft.com/office/word/2018/wordml" xmlns:w16du="http://schemas.microsoft.com/office/word/2023/wordml/word16du" xmlns:w16sdtdh="http://schemas.microsoft.com/office/word/2020/wordml/sdtdatahash" xmlns:w16sdtfl="http://schemas.microsoft.com/office/word/2024/wordml/sdtformatlock" xmlns:w16se="http://schemas.microsoft.com/office/word/2015/wordml/symex" xmlns:wpg="http://schemas.microsoft.com/office/word/2010/wordprocessingGroup" xmlns:wpi="http://schemas.microsoft.com/office/word/2010/wordprocessingInk" xmlns:wne="http://schemas.microsoft.com/office/word/2006/wordml" xmlns:wps="http://schemas.microsoft.com/office/word/2010/wordprocessingShape" mc:Ignorable="w14 w15 w16se w16cid w16 w16cex w16sdtdh w16sdtfl w16du wp14">
   <w:footnote w:type="separator" w:id="-1">
     <w:p>
       <w:pPr>
@@ -9392,7 +10136,7 @@
 </file>
 
 <file path=word/header1.xml><?xml version="1.0" encoding="utf-8"?>
-<w:hdr xmlns:wpc="http://schemas.microsoft.com/office/word/2010/wordprocessingCanvas" xmlns:cx="http://schemas.microsoft.com/office/drawing/2014/chartex" xmlns:cx1="http://schemas.microsoft.com/office/drawing/2015/9/8/chartex" xmlns:cx2="http://schemas.microsoft.com/office/drawing/2015/10/21/chartex" xmlns:cx3="http://schemas.microsoft.com/office/drawing/2016/5/9/chartex" xmlns:cx4="http://schemas.microsoft.com/office/drawing/2016/5/10/chartex" xmlns:cx5="http://schemas.microsoft.com/office/drawing/2016/5/11/chartex" xmlns:cx6="http://schemas.microsoft.com/office/drawing/2016/5/12/chartex" xmlns:cx7="http://schemas.microsoft.com/office/drawing/2016/5/13/chartex" xmlns:cx8="http://schemas.microsoft.com/office/drawing/2016/5/14/chartex" xmlns:mc="http://schemas.openxmlformats.org/markup-compatibility/2006" xmlns:aink="http://schemas.microsoft.com/office/drawing/2016/ink" xmlns:am3d="http://schemas.microsoft.com/office/drawing/2017/model3d" xmlns:o="urn:schemas-microsoft-com:office:office" xmlns:oel="http://schemas.microsoft.com/office/2019/extlst" xmlns:r="http://schemas.openxmlformats.org/officeDocument/2006/relationships" xmlns:m="http://schemas.openxmlformats.org/officeDocument/2006/math" xmlns:v="urn:schemas-microsoft-com:vml" xmlns:wp14="http://schemas.microsoft.com/office/word/2010/wordprocessingDrawing" xmlns:wp="http://schemas.openxmlformats.org/drawingml/2006/wordprocessingDrawing" xmlns:w10="urn:schemas-microsoft-com:office:word" xmlns:w="http://schemas.openxmlformats.org/wordprocessingml/2006/main" xmlns:w14="http://schemas.microsoft.com/office/word/2010/wordml" xmlns:w15="http://schemas.microsoft.com/office/word/2012/wordml" xmlns:w16cei="http://schemas.microsoft.com/office/word/2026/wordml/cei" xmlns:w16cex="http://schemas.microsoft.com/office/word/2018/wordml/cex" xmlns:w16cid="http://schemas.microsoft.com/office/word/2016/wordml/cid" xmlns:w16="http://schemas.microsoft.com/office/word/2018/wordml" xmlns:w16du="http://schemas.microsoft.com/office/word/2023/wordml/word16du" xmlns:w16sdtdh="http://schemas.microsoft.com/office/word/2020/wordml/sdtdatahash" xmlns:w16sdtfl="http://schemas.microsoft.com/office/word/2024/wordml/sdtformatlock" xmlns:w16se="http://schemas.microsoft.com/office/word/2015/wordml/symex" xmlns:wpg="http://schemas.microsoft.com/office/word/2010/wordprocessingGroup" xmlns:wpi="http://schemas.microsoft.com/office/word/2010/wordprocessingInk" xmlns:wne="http://schemas.microsoft.com/office/word/2006/wordml" xmlns:wps="http://schemas.microsoft.com/office/word/2010/wordprocessingShape" mc:Ignorable="w14 w15 w16se w16cid w16 w16cex w16sdtdh w16sdtfl w16du wp14">
+<w:hdr xmlns:wpc="http://schemas.microsoft.com/office/word/2010/wordprocessingCanvas" xmlns:cx="http://schemas.microsoft.com/office/drawing/2014/chartex" xmlns:cx1="http://schemas.microsoft.com/office/drawing/2015/9/8/chartex" xmlns:cx2="http://schemas.microsoft.com/office/drawing/2015/10/21/chartex" xmlns:cx3="http://schemas.microsoft.com/office/drawing/2016/5/9/chartex" xmlns:cx4="http://schemas.microsoft.com/office/drawing/2016/5/10/chartex" xmlns:cx5="http://schemas.microsoft.com/office/drawing/2016/5/11/chartex" xmlns:cx6="http://schemas.microsoft.com/office/drawing/2016/5/12/chartex" xmlns:cx7="http://schemas.microsoft.com/office/drawing/2016/5/13/chartex" xmlns:cx8="http://schemas.microsoft.com/office/drawing/2016/5/14/chartex" xmlns:mc="http://schemas.openxmlformats.org/markup-compatibility/2006" xmlns:aink="http://schemas.microsoft.com/office/drawing/2016/ink" xmlns:am3d="http://schemas.microsoft.com/office/drawing/2017/model3d" xmlns:o="urn:schemas-microsoft-com:office:office" xmlns:oel="http://schemas.microsoft.com/office/2019/extlst" xmlns:r="http://schemas.openxmlformats.org/officeDocument/2006/relationships" xmlns:m="http://schemas.openxmlformats.org/officeDocument/2006/math" xmlns:v="urn:schemas-microsoft-com:vml" xmlns:wp14="http://schemas.microsoft.com/office/word/2010/wordprocessingDrawing" xmlns:wp="http://schemas.openxmlformats.org/drawingml/2006/wordprocessingDrawing" xmlns:w10="urn:schemas-microsoft-com:office:word" xmlns:w="http://schemas.openxmlformats.org/wordprocessingml/2006/main" xmlns:w14="http://schemas.microsoft.com/office/word/2010/wordml" xmlns:w15="http://schemas.microsoft.com/office/word/2012/wordml" xmlns:w16cex="http://schemas.microsoft.com/office/word/2018/wordml/cex" xmlns:w16cid="http://schemas.microsoft.com/office/word/2016/wordml/cid" xmlns:w16="http://schemas.microsoft.com/office/word/2018/wordml" xmlns:w16du="http://schemas.microsoft.com/office/word/2023/wordml/word16du" xmlns:w16sdtdh="http://schemas.microsoft.com/office/word/2020/wordml/sdtdatahash" xmlns:w16sdtfl="http://schemas.microsoft.com/office/word/2024/wordml/sdtformatlock" xmlns:w16se="http://schemas.microsoft.com/office/word/2015/wordml/symex" xmlns:wpg="http://schemas.microsoft.com/office/word/2010/wordprocessingGroup" xmlns:wpi="http://schemas.microsoft.com/office/word/2010/wordprocessingInk" xmlns:wne="http://schemas.microsoft.com/office/word/2006/wordml" xmlns:wps="http://schemas.microsoft.com/office/word/2010/wordprocessingShape" mc:Ignorable="w14 w15 w16se w16cid w16 w16cex w16sdtdh w16sdtfl w16du wp14">
   <w:p>
     <w:pPr>
       <w:pStyle w:val="ab"/>
@@ -9402,7 +10146,7 @@
 </file>
 
 <file path=word/numbering.xml><?xml version="1.0" encoding="utf-8"?>
-<w:numbering xmlns:wpc="http://schemas.microsoft.com/office/word/2010/wordprocessingCanvas" xmlns:cx="http://schemas.microsoft.com/office/drawing/2014/chartex" xmlns:cx1="http://schemas.microsoft.com/office/drawing/2015/9/8/chartex" xmlns:cx2="http://schemas.microsoft.com/office/drawing/2015/10/21/chartex" xmlns:cx3="http://schemas.microsoft.com/office/drawing/2016/5/9/chartex" xmlns:cx4="http://schemas.microsoft.com/office/drawing/2016/5/10/chartex" xmlns:cx5="http://schemas.microsoft.com/office/drawing/2016/5/11/chartex" xmlns:cx6="http://schemas.microsoft.com/office/drawing/2016/5/12/chartex" xmlns:cx7="http://schemas.microsoft.com/office/drawing/2016/5/13/chartex" xmlns:cx8="http://schemas.microsoft.com/office/drawing/2016/5/14/chartex" xmlns:mc="http://schemas.openxmlformats.org/markup-compatibility/2006" xmlns:aink="http://schemas.microsoft.com/office/drawing/2016/ink" xmlns:am3d="http://schemas.microsoft.com/office/drawing/2017/model3d" xmlns:o="urn:schemas-microsoft-com:office:office" xmlns:oel="http://schemas.microsoft.com/office/2019/extlst" xmlns:r="http://schemas.openxmlformats.org/officeDocument/2006/relationships" xmlns:m="http://schemas.openxmlformats.org/officeDocument/2006/math" xmlns:v="urn:schemas-microsoft-com:vml" xmlns:wp14="http://schemas.microsoft.com/office/word/2010/wordprocessingDrawing" xmlns:wp="http://schemas.openxmlformats.org/drawingml/2006/wordprocessingDrawing" xmlns:w10="urn:schemas-microsoft-com:office:word" xmlns:w="http://schemas.openxmlformats.org/wordprocessingml/2006/main" xmlns:w14="http://schemas.microsoft.com/office/word/2010/wordml" xmlns:w15="http://schemas.microsoft.com/office/word/2012/wordml" xmlns:w16cei="http://schemas.microsoft.com/office/word/2026/wordml/cei" xmlns:w16cex="http://schemas.microsoft.com/office/word/2018/wordml/cex" xmlns:w16cid="http://schemas.microsoft.com/office/word/2016/wordml/cid" xmlns:w16="http://schemas.microsoft.com/office/word/2018/wordml" xmlns:w16du="http://schemas.microsoft.com/office/word/2023/wordml/word16du" xmlns:w16sdtdh="http://schemas.microsoft.com/office/word/2020/wordml/sdtdatahash" xmlns:w16sdtfl="http://schemas.microsoft.com/office/word/2024/wordml/sdtformatlock" xmlns:w16se="http://schemas.microsoft.com/office/word/2015/wordml/symex" xmlns:wpg="http://schemas.microsoft.com/office/word/2010/wordprocessingGroup" xmlns:wpi="http://schemas.microsoft.com/office/word/2010/wordprocessingInk" xmlns:wne="http://schemas.microsoft.com/office/word/2006/wordml" xmlns:wps="http://schemas.microsoft.com/office/word/2010/wordprocessingShape" mc:Ignorable="w14 w15 w16se w16cid w16 w16cex w16sdtdh w16sdtfl w16du wp14">
+<w:numbering xmlns:wpc="http://schemas.microsoft.com/office/word/2010/wordprocessingCanvas" xmlns:cx="http://schemas.microsoft.com/office/drawing/2014/chartex" xmlns:cx1="http://schemas.microsoft.com/office/drawing/2015/9/8/chartex" xmlns:cx2="http://schemas.microsoft.com/office/drawing/2015/10/21/chartex" xmlns:cx3="http://schemas.microsoft.com/office/drawing/2016/5/9/chartex" xmlns:cx4="http://schemas.microsoft.com/office/drawing/2016/5/10/chartex" xmlns:cx5="http://schemas.microsoft.com/office/drawing/2016/5/11/chartex" xmlns:cx6="http://schemas.microsoft.com/office/drawing/2016/5/12/chartex" xmlns:cx7="http://schemas.microsoft.com/office/drawing/2016/5/13/chartex" xmlns:cx8="http://schemas.microsoft.com/office/drawing/2016/5/14/chartex" xmlns:mc="http://schemas.openxmlformats.org/markup-compatibility/2006" xmlns:aink="http://schemas.microsoft.com/office/drawing/2016/ink" xmlns:am3d="http://schemas.microsoft.com/office/drawing/2017/model3d" xmlns:o="urn:schemas-microsoft-com:office:office" xmlns:oel="http://schemas.microsoft.com/office/2019/extlst" xmlns:r="http://schemas.openxmlformats.org/officeDocument/2006/relationships" xmlns:m="http://schemas.openxmlformats.org/officeDocument/2006/math" xmlns:v="urn:schemas-microsoft-com:vml" xmlns:wp14="http://schemas.microsoft.com/office/word/2010/wordprocessingDrawing" xmlns:wp="http://schemas.openxmlformats.org/drawingml/2006/wordprocessingDrawing" xmlns:w10="urn:schemas-microsoft-com:office:word" xmlns:w="http://schemas.openxmlformats.org/wordprocessingml/2006/main" xmlns:w14="http://schemas.microsoft.com/office/word/2010/wordml" xmlns:w15="http://schemas.microsoft.com/office/word/2012/wordml" xmlns:w16cex="http://schemas.microsoft.com/office/word/2018/wordml/cex" xmlns:w16cid="http://schemas.microsoft.com/office/word/2016/wordml/cid" xmlns:w16="http://schemas.microsoft.com/office/word/2018/wordml" xmlns:w16du="http://schemas.microsoft.com/office/word/2023/wordml/word16du" xmlns:w16sdtdh="http://schemas.microsoft.com/office/word/2020/wordml/sdtdatahash" xmlns:w16sdtfl="http://schemas.microsoft.com/office/word/2024/wordml/sdtformatlock" xmlns:w16se="http://schemas.microsoft.com/office/word/2015/wordml/symex" xmlns:wpg="http://schemas.microsoft.com/office/word/2010/wordprocessingGroup" xmlns:wpi="http://schemas.microsoft.com/office/word/2010/wordprocessingInk" xmlns:wne="http://schemas.microsoft.com/office/word/2006/wordml" xmlns:wps="http://schemas.microsoft.com/office/word/2010/wordprocessingShape" mc:Ignorable="w14 w15 w16se w16cid w16 w16cex w16sdtdh w16sdtfl w16du wp14">
   <w:abstractNum w:abstractNumId="0" w15:restartNumberingAfterBreak="0">
     <w:nsid w:val="1ED918AF"/>
     <w:multiLevelType w:val="multilevel"/>
